--- a/SANC_S00_ALU_07_Modelo_Escrito_Autocorreccion_55Bis.docx
+++ b/SANC_S00_ALU_07_Modelo_Escrito_Autocorreccion_55Bis.docx
@@ -247,7 +247,7 @@
                 <w:sz w:val="21"/>
                 <w:szCs w:val="21"/>
               </w:rPr>
-              <w:t xml:space="preserve">desde que se levantó el acta de verificación, para el beneficio de abstención — es el término del artículo 68 de la Ley Federal de Procedimiento Administrativo. </w:t>
+              <w:t xml:space="preserve">desde que se levantó el acta de verificación, para el beneficio de abstención. Ahí el Reglamento sí pone el número: es el término del artículo 68 de la Ley Federal de Procedimiento Administrativo. </w:t>
             </w:r>
             <w:r>
               <w:rPr>
@@ -265,7 +265,7 @@
                 <w:sz w:val="21"/>
                 <w:szCs w:val="21"/>
               </w:rPr>
-              <w:t xml:space="preserve">desde la notificación del inicio del procedimiento sancionador, para la reducción de hasta cincuenta por ciento — artículo 72 de la misma ley. El artículo 55 Bis del Reglamento remite expresamente a ambos.</w:t>
+              <w:t xml:space="preserve">desde la notificación del inicio del procedimiento sancionador, para la reducción de hasta cincuenta por ciento. Pero ese número no lo pone el Reglamento: el artículo 55 Bis remite al periodo del artículo 72 de la misma ley sin repetir la cifra, y hay que ir a leer ese artículo. La diferencia importa: el primer plazo está cifrado en el Reglamento; el segundo se construye leyendo la ley supletoria.</w:t>
             </w:r>
           </w:p>
         </w:tc>
